--- a/tema5/plantillas/Actividad_5_3_INU_Plantilla.docx
+++ b/tema5/plantillas/Actividad_5_3_INU_Plantilla.docx
@@ -167,20 +167,6 @@
                 <w:sz w:val="20"/>
                 <w:szCs w:val="20"/>
               </w:rPr>
-              <w:t xml:space="preserve">Identificador de recursos usado (ej. escaparate-front-&lt;tu-identificador&gt;): _______________________</w:t>
-            </w:r>
-          </w:p>
-          <w:p>
-            <w:pPr>
-              <w:spacing w:after="60"/>
-            </w:pPr>
-            <w:r>
-              <w:rPr>
-                <w:rFonts w:ascii="Arial" w:cs="Arial" w:eastAsia="Arial" w:hAnsi="Arial"/>
-                <w:color w:val="263238"/>
-                <w:sz w:val="20"/>
-                <w:szCs w:val="20"/>
-              </w:rPr>
               <w:t xml:space="preserve">Repositorio Git de tu proyecto (URL): _____________________________________</w:t>
             </w:r>
           </w:p>
@@ -212,7 +198,7 @@
           <w:sz w:val="26"/>
           <w:szCs w:val="26"/>
         </w:rPr>
-        <w:t xml:space="preserve">Parte A — Estima tu arquitectura real</w:t>
+        <w:t xml:space="preserve">Parte A — Estima la arquitectura de referencia</w:t>
       </w:r>
     </w:p>
     <w:p>
@@ -282,7 +268,7 @@
                 <w:sz w:val="20"/>
                 <w:szCs w:val="20"/>
               </w:rPr>
-              <w:t xml:space="preserve">📸 Línea de EC2 añadida a la calculadora, con el tipo y cantidad de instancias reales</w:t>
+              <w:t xml:space="preserve">📸 Línea de EC2 añadida a la calculadora, con el tipo y cantidad de instancias de la arquitectura de referencia</w:t>
             </w:r>
           </w:p>
         </w:tc>
@@ -348,7 +334,7 @@
           <w:sz w:val="24"/>
           <w:szCs w:val="24"/>
         </w:rPr>
-        <w:t xml:space="preserve">Paso 2 — Añade el resto de servicios de tu arquitectura</w:t>
+        <w:t xml:space="preserve">Paso 2 — Añade el resto de servicios de la arquitectura de referencia</w:t>
       </w:r>
     </w:p>
     <w:tbl>
@@ -394,7 +380,7 @@
                 <w:sz w:val="20"/>
                 <w:szCs w:val="20"/>
               </w:rPr>
-              <w:t xml:space="preserve">📸 Estimación completa con todos los servicios de tu arquitectura añadidos, desglose y total mensual</w:t>
+              <w:t xml:space="preserve">📸 Estimación completa con todos los servicios de la arquitectura de referencia añadidos, desglose y total mensual</w:t>
             </w:r>
           </w:p>
         </w:tc>
@@ -474,7 +460,7 @@
           <w:sz w:val="22"/>
           <w:szCs w:val="22"/>
         </w:rPr>
-        <w:t xml:space="preserve">De todas las líneas de tu desglose, ¿cuál te ha sorprendido más —por ser más cara o más barata de lo que esperabas antes de calcularlo? ¿Coincide con lo que has ido apuntando como "recurso más caro" en el ritual de cierre de las sesiones anteriores?</w:t>
+        <w:t xml:space="preserve">De todas las líneas de tu desglose, ¿cuál te ha sorprendido más —por ser más cara o más barata de lo que esperabas antes de calcularlo?</w:t>
       </w:r>
     </w:p>
     <w:tbl>

--- a/tema5/plantillas/Actividad_5_3_INU_Plantilla.docx
+++ b/tema5/plantillas/Actividad_5_3_INU_Plantilla.docx
@@ -154,20 +154,6 @@
                 <w:szCs w:val="20"/>
               </w:rPr>
               <w:t xml:space="preserve">Fecha: ____________________________________________________________________</w:t>
-            </w:r>
-          </w:p>
-          <w:p>
-            <w:pPr>
-              <w:spacing w:after="60"/>
-            </w:pPr>
-            <w:r>
-              <w:rPr>
-                <w:rFonts w:ascii="Arial" w:cs="Arial" w:eastAsia="Arial" w:hAnsi="Arial"/>
-                <w:color w:val="263238"/>
-                <w:sz w:val="20"/>
-                <w:szCs w:val="20"/>
-              </w:rPr>
-              <w:t xml:space="preserve">Repositorio Git de tu proyecto (URL): _____________________________________</w:t>
             </w:r>
           </w:p>
         </w:tc>
